--- a/erf/Инструкция_пользователя.docx
+++ b/erf/Инструкция_пользователя.docx
@@ -251,6 +251,19 @@
       </w:pPr>
       <w:r>
         <w:t xml:space="preserve">Ссылочные реквизиты и «Родитель» заполняются кодом существующего элемента/группы связанного справочника (а не наименованием и не ссылкой). Если элемент/группа с таким кодом не найдена — строка считается ошибочной.</w:t>
+      </w:r>
+    </w:p>
+    <w:p>
+      <w:pPr>
+        <w:pStyle w:val="ListParagraph"/>
+        <w:numPr>
+          <w:ilvl w:val="0"/>
+          <w:numId w:val="3"/>
+        </w:numPr>
+        <w:spacing w:after="80"/>
+      </w:pPr>
+      <w:r>
+        <w:t xml:space="preserve">Реквизиты типа «Перечисление» заполняются текстом значения так, как оно отображается в 1С (например Услуга, Товар), без учёта регистра и пробелов по краям. Если такого значения у перечисления нет — ячейка считается незаполненной.</w:t>
       </w:r>
     </w:p>
     <w:p>
@@ -1238,6 +1251,14 @@
       </w:pPr>
       <w:r>
         <w:t xml:space="preserve">Ошибка — не удалось записать элемент (см. «Детали»).</w:t>
+      </w:r>
+    </w:p>
+    <w:p>
+      <w:pPr>
+        <w:spacing w:after="120"/>
+      </w:pPr>
+      <w:r>
+        <w:t xml:space="preserve">Окно «Подтверждение расхождений» — немодальное (не блокирует основную форму обработки): закройте его кнопкой «Применить отмеченное» или «Не применять ничего», прежде чем продолжать работу с обработкой.</w:t>
       </w:r>
     </w:p>
     <w:p>
